--- a/OneDrive_1_7-5-2026/Cricketscore Windows Queries .docx
+++ b/OneDrive_1_7-5-2026/Cricketscore Windows Queries .docx
@@ -5,30 +5,78 @@
     <w:p>
       <w:pPr>
         <w:rPr>
-          <w:b w:val="1"/>
-          <w:bCs w:val="1"/>
+          <w:b/>
+          <w:bCs/>
         </w:rPr>
       </w:pPr>
       <w:r>
         <w:rPr>
-          <w:b w:val="1"/>
-          <w:bCs w:val="1"/>
-        </w:rPr>
-        <w:t>l</w:t>
-      </w:r>
-      <w:r>
-        <w:rPr>
-          <w:b w:val="1"/>
-          <w:bCs w:val="1"/>
-        </w:rPr>
-        <w:t>ist all players with a unique row number per match, ordered by runs scored (highest first).</w:t>
+          <w:b/>
+          <w:bCs/>
+        </w:rPr>
+        <w:t>list all players with a unique row number per match, ordered by runs scored (highest first).</w:t>
+      </w:r>
+    </w:p>
+    <w:p>
+      <w:r>
+        <w:t>select cs</w:t>
+      </w:r>
+      <w:proofErr w:type="gramStart"/>
+      <w:r>
+        <w:t>1.*</w:t>
+      </w:r>
+      <w:proofErr w:type="gramEnd"/>
+      <w:r>
+        <w:t xml:space="preserve">, </w:t>
+      </w:r>
+      <w:proofErr w:type="spellStart"/>
+      <w:r>
+        <w:t>row_</w:t>
+      </w:r>
+      <w:proofErr w:type="gramStart"/>
+      <w:r>
+        <w:t>number</w:t>
+      </w:r>
+      <w:proofErr w:type="spellEnd"/>
+      <w:r>
+        <w:t>(</w:t>
+      </w:r>
+      <w:proofErr w:type="gramEnd"/>
+      <w:r>
+        <w:t xml:space="preserve">) </w:t>
+      </w:r>
+      <w:proofErr w:type="gramStart"/>
+      <w:r>
+        <w:t>over(</w:t>
+      </w:r>
+      <w:proofErr w:type="gramEnd"/>
+      <w:r>
+        <w:t xml:space="preserve">order by runs desc) as </w:t>
+      </w:r>
+      <w:proofErr w:type="spellStart"/>
+      <w:r>
+        <w:t>rw_num</w:t>
+      </w:r>
+      <w:proofErr w:type="spellEnd"/>
+      <w:r>
+        <w:t xml:space="preserve"> from </w:t>
+      </w:r>
+      <w:proofErr w:type="spellStart"/>
+      <w:proofErr w:type="gramStart"/>
+      <w:r>
+        <w:t>practice.CricketScores</w:t>
+      </w:r>
+      <w:proofErr w:type="spellEnd"/>
+      <w:proofErr w:type="gramEnd"/>
+      <w:r>
+        <w:t xml:space="preserve"> cs1;</w:t>
       </w:r>
     </w:p>
     <w:p>
       <w:pPr>
         <w:rPr>
-          <w:b w:val="1"/>
-          <w:bCs w:val="1"/>
+          <w:b/>
+          <w:bCs/>
         </w:rPr>
       </w:pPr>
       <w:r>
@@ -36,10 +84,109 @@
       </w:r>
       <w:r>
         <w:rPr>
-          <w:b w:val="1"/>
-          <w:bCs w:val="1"/>
+          <w:b/>
+          <w:bCs/>
         </w:rPr>
         <w:t xml:space="preserve"> Assign a row number to each player across all matches, ordered by match date and runs scored (highest first).</w:t>
+      </w:r>
+    </w:p>
+    <w:p>
+      <w:r>
+        <w:t>select cs</w:t>
+      </w:r>
+      <w:proofErr w:type="gramStart"/>
+      <w:r>
+        <w:t>1.*</w:t>
+      </w:r>
+      <w:proofErr w:type="gramEnd"/>
+      <w:r>
+        <w:t xml:space="preserve">, </w:t>
+      </w:r>
+      <w:proofErr w:type="spellStart"/>
+      <w:r>
+        <w:t>row_</w:t>
+      </w:r>
+      <w:proofErr w:type="gramStart"/>
+      <w:r>
+        <w:t>number</w:t>
+      </w:r>
+      <w:proofErr w:type="spellEnd"/>
+      <w:r>
+        <w:t>(</w:t>
+      </w:r>
+      <w:proofErr w:type="gramEnd"/>
+      <w:r>
+        <w:t xml:space="preserve">) </w:t>
+      </w:r>
+      <w:proofErr w:type="gramStart"/>
+      <w:r>
+        <w:t>over(</w:t>
+      </w:r>
+      <w:proofErr w:type="gramEnd"/>
+      <w:r>
+        <w:t xml:space="preserve">partition by cs1.PlayerName order by </w:t>
+      </w:r>
+      <w:proofErr w:type="spellStart"/>
+      <w:proofErr w:type="gramStart"/>
+      <w:r>
+        <w:t>MatchDate,runs</w:t>
+      </w:r>
+      <w:proofErr w:type="spellEnd"/>
+      <w:proofErr w:type="gramEnd"/>
+      <w:r>
+        <w:t xml:space="preserve"> desc) as </w:t>
+      </w:r>
+      <w:proofErr w:type="spellStart"/>
+      <w:r>
+        <w:t>rw_num</w:t>
+      </w:r>
+      <w:proofErr w:type="spellEnd"/>
+      <w:r>
+        <w:t xml:space="preserve"> from </w:t>
+      </w:r>
+      <w:proofErr w:type="spellStart"/>
+      <w:proofErr w:type="gramStart"/>
+      <w:r>
+        <w:t>practice.CricketScores</w:t>
+      </w:r>
+      <w:proofErr w:type="spellEnd"/>
+      <w:proofErr w:type="gramEnd"/>
+      <w:r>
+        <w:t xml:space="preserve"> cs1;</w:t>
+      </w:r>
+    </w:p>
+    <w:p>
+      <w:pPr>
+        <w:rPr>
+          <w:b/>
+          <w:bCs/>
+        </w:rPr>
+      </w:pPr>
+      <w:r>
+        <w:rPr>
+          <w:b/>
+          <w:bCs/>
+        </w:rPr>
+        <w:t>Rank players in each match based on runs scored, allowing ties (same rank for same score).</w:t>
+      </w:r>
+    </w:p>
+    <w:p/>
+    <w:p>
+      <w:pPr>
+        <w:rPr>
+          <w:b/>
+          <w:bCs/>
+        </w:rPr>
+      </w:pPr>
+      <w:r>
+        <w:br/>
+      </w:r>
+      <w:r>
+        <w:rPr>
+          <w:b/>
+          <w:bCs/>
+        </w:rPr>
+        <w:t>Rank players across all matches based on total runs, allowing ties.</w:t>
       </w:r>
     </w:p>
     <w:p>
@@ -53,23 +200,23 @@
     <w:p>
       <w:pPr>
         <w:rPr>
-          <w:b w:val="1"/>
-          <w:bCs w:val="1"/>
+          <w:b/>
+          <w:bCs/>
         </w:rPr>
       </w:pPr>
       <w:r>
         <w:rPr>
-          <w:b w:val="1"/>
-          <w:bCs w:val="1"/>
-        </w:rPr>
-        <w:t>Rank players in each match based on runs scored, allowing ties (same rank for same score).</w:t>
+          <w:b/>
+          <w:bCs/>
+        </w:rPr>
+        <w:t>Find the dense rank of players based on runs in each match, ensuring no gaps in ranking.</w:t>
       </w:r>
     </w:p>
     <w:p>
       <w:pPr>
         <w:rPr>
-          <w:b w:val="1"/>
-          <w:bCs w:val="1"/>
+          <w:b/>
+          <w:bCs/>
         </w:rPr>
       </w:pPr>
       <w:r>
@@ -77,10 +224,10 @@
       </w:r>
       <w:r>
         <w:rPr>
-          <w:b w:val="1"/>
-          <w:bCs w:val="1"/>
-        </w:rPr>
-        <w:t>Rank players across all matches based on total runs, allowing ties.</w:t>
+          <w:b/>
+          <w:bCs/>
+        </w:rPr>
+        <w:t xml:space="preserve"> Rank players across all matches based on total runs using dense rank.</w:t>
       </w:r>
     </w:p>
     <w:p>
@@ -94,14 +241,14 @@
     <w:p>
       <w:pPr>
         <w:rPr>
-          <w:b w:val="1"/>
-          <w:bCs w:val="1"/>
+          <w:b/>
+          <w:bCs/>
         </w:rPr>
       </w:pPr>
       <w:r>
         <w:rPr>
-          <w:b w:val="1"/>
-          <w:bCs w:val="1"/>
+          <w:b/>
+          <w:bCs/>
         </w:rPr>
         <w:t>Find the dense rank of players based on runs in each match, ensuring no gaps in ranking.</w:t>
       </w:r>
@@ -109,8 +256,8 @@
     <w:p>
       <w:pPr>
         <w:rPr>
-          <w:b w:val="1"/>
-          <w:bCs w:val="1"/>
+          <w:b/>
+          <w:bCs/>
         </w:rPr>
       </w:pPr>
       <w:r>
@@ -118,10 +265,10 @@
       </w:r>
       <w:r>
         <w:rPr>
-          <w:b w:val="1"/>
-          <w:bCs w:val="1"/>
-        </w:rPr>
-        <w:t xml:space="preserve"> Rank players across all matches based on total runs using dense rank.</w:t>
+          <w:b/>
+          <w:bCs/>
+        </w:rPr>
+        <w:t>Rank players across all matches based on total runs using dense rank.</w:t>
       </w:r>
     </w:p>
     <w:p>
@@ -135,47 +282,6 @@
     <w:p>
       <w:pPr>
         <w:rPr>
-          <w:b w:val="1"/>
-          <w:bCs w:val="1"/>
-        </w:rPr>
-      </w:pPr>
-      <w:r>
-        <w:rPr>
-          <w:b w:val="1"/>
-          <w:bCs w:val="1"/>
-        </w:rPr>
-        <w:t>Find the dense rank of players based on runs in each match, ensuring no gaps in ranking.</w:t>
-      </w:r>
-    </w:p>
-    <w:p>
-      <w:pPr>
-        <w:rPr>
-          <w:b w:val="1"/>
-          <w:bCs w:val="1"/>
-        </w:rPr>
-      </w:pPr>
-      <w:r>
-        <w:br/>
-      </w:r>
-      <w:r>
-        <w:rPr>
-          <w:b w:val="1"/>
-          <w:bCs w:val="1"/>
-        </w:rPr>
-        <w:t>Rank players across all matches based on total runs using dense rank.</w:t>
-      </w:r>
-    </w:p>
-    <w:p>
-      <w:pPr>
-        <w:rPr>
-          <w:b/>
-          <w:bCs/>
-        </w:rPr>
-      </w:pPr>
-    </w:p>
-    <w:p>
-      <w:pPr>
-        <w:rPr>
           <w:b/>
           <w:bCs/>
         </w:rPr>
@@ -189,7 +295,7 @@
       </w:r>
     </w:p>
     <w:sectPr>
-      <w:pgSz w:w="12240" w:h="15840" w:orient="portrait"/>
+      <w:pgSz w:w="12240" w:h="15840"/>
       <w:pgMar w:top="1440" w:right="1440" w:bottom="1440" w:left="1440" w:header="720" w:footer="720" w:gutter="0"/>
       <w:cols w:space="720"/>
       <w:docGrid w:linePitch="360"/>
@@ -199,11 +305,11 @@
 </file>
 
 <file path=word/styles.xml><?xml version="1.0" encoding="utf-8"?>
-<w:styles xmlns:wp14="http://schemas.microsoft.com/office/word/2010/wordprocessingDrawing" xmlns:mc="http://schemas.openxmlformats.org/markup-compatibility/2006" xmlns:r="http://schemas.openxmlformats.org/officeDocument/2006/relationships" xmlns:w="http://schemas.openxmlformats.org/wordprocessingml/2006/main" xmlns:w14="http://schemas.microsoft.com/office/word/2010/wordml" xmlns:w15="http://schemas.microsoft.com/office/word/2012/wordml" xmlns:w16cex="http://schemas.microsoft.com/office/word/2018/wordml/cex" xmlns:w16cid="http://schemas.microsoft.com/office/word/2016/wordml/cid" xmlns:w16="http://schemas.microsoft.com/office/word/2018/wordml" xmlns:w16du="http://schemas.microsoft.com/office/word/2023/wordml/word16du" xmlns:w16sdtdh="http://schemas.microsoft.com/office/word/2020/wordml/sdtdatahash" xmlns:w16sdtfl="http://schemas.microsoft.com/office/word/2024/wordml/sdtformatlock" xmlns:w16se="http://schemas.microsoft.com/office/word/2015/wordml/symex" mc:Ignorable="w14 w15 w16se w16cid w16 w16cex w16sdtdh w16sdtfl w16du wp14">
+<w:styles xmlns:mc="http://schemas.openxmlformats.org/markup-compatibility/2006" xmlns:r="http://schemas.openxmlformats.org/officeDocument/2006/relationships" xmlns:w="http://schemas.openxmlformats.org/wordprocessingml/2006/main" xmlns:w14="http://schemas.microsoft.com/office/word/2010/wordml" xmlns:w15="http://schemas.microsoft.com/office/word/2012/wordml" xmlns:w16cex="http://schemas.microsoft.com/office/word/2018/wordml/cex" xmlns:w16cid="http://schemas.microsoft.com/office/word/2016/wordml/cid" xmlns:w16="http://schemas.microsoft.com/office/word/2018/wordml" xmlns:w16du="http://schemas.microsoft.com/office/word/2023/wordml/word16du" xmlns:w16sdtdh="http://schemas.microsoft.com/office/word/2020/wordml/sdtdatahash" xmlns:w16sdtfl="http://schemas.microsoft.com/office/word/2024/wordml/sdtformatlock" xmlns:w16se="http://schemas.microsoft.com/office/word/2015/wordml/symex" mc:Ignorable="w14 w15 w16se w16cid w16 w16cex w16sdtdh w16sdtfl w16du">
   <w:docDefaults>
     <w:rPrDefault>
       <w:rPr>
-        <w:rFonts w:asciiTheme="minorHAnsi" w:hAnsiTheme="minorHAnsi" w:eastAsiaTheme="minorHAnsi" w:cstheme="minorBidi"/>
+        <w:rFonts w:asciiTheme="minorHAnsi" w:eastAsiaTheme="minorHAnsi" w:hAnsiTheme="minorHAnsi" w:cstheme="minorBidi"/>
         <w:kern w:val="2"/>
         <w:sz w:val="24"/>
         <w:szCs w:val="24"/>
@@ -220,14 +326,14 @@
   <w:latentStyles w:defLockedState="0" w:defUIPriority="99" w:defSemiHidden="0" w:defUnhideWhenUsed="0" w:defQFormat="0" w:count="376">
     <w:lsdException w:name="Normal" w:uiPriority="0" w:qFormat="1"/>
     <w:lsdException w:name="heading 1" w:uiPriority="9" w:qFormat="1"/>
-    <w:lsdException w:name="heading 2" w:uiPriority="9" w:semiHidden="1" w:unhideWhenUsed="1" w:qFormat="1"/>
-    <w:lsdException w:name="heading 3" w:uiPriority="9" w:semiHidden="1" w:unhideWhenUsed="1" w:qFormat="1"/>
-    <w:lsdException w:name="heading 4" w:uiPriority="9" w:semiHidden="1" w:unhideWhenUsed="1" w:qFormat="1"/>
-    <w:lsdException w:name="heading 5" w:uiPriority="9" w:semiHidden="1" w:unhideWhenUsed="1" w:qFormat="1"/>
-    <w:lsdException w:name="heading 6" w:uiPriority="9" w:semiHidden="1" w:unhideWhenUsed="1" w:qFormat="1"/>
-    <w:lsdException w:name="heading 7" w:uiPriority="9" w:semiHidden="1" w:unhideWhenUsed="1" w:qFormat="1"/>
-    <w:lsdException w:name="heading 8" w:uiPriority="9" w:semiHidden="1" w:unhideWhenUsed="1" w:qFormat="1"/>
-    <w:lsdException w:name="heading 9" w:uiPriority="9" w:semiHidden="1" w:unhideWhenUsed="1" w:qFormat="1"/>
+    <w:lsdException w:name="heading 2" w:semiHidden="1" w:uiPriority="9" w:unhideWhenUsed="1" w:qFormat="1"/>
+    <w:lsdException w:name="heading 3" w:semiHidden="1" w:uiPriority="9" w:unhideWhenUsed="1" w:qFormat="1"/>
+    <w:lsdException w:name="heading 4" w:semiHidden="1" w:uiPriority="9" w:unhideWhenUsed="1" w:qFormat="1"/>
+    <w:lsdException w:name="heading 5" w:semiHidden="1" w:uiPriority="9" w:unhideWhenUsed="1" w:qFormat="1"/>
+    <w:lsdException w:name="heading 6" w:semiHidden="1" w:uiPriority="9" w:unhideWhenUsed="1" w:qFormat="1"/>
+    <w:lsdException w:name="heading 7" w:semiHidden="1" w:uiPriority="9" w:unhideWhenUsed="1" w:qFormat="1"/>
+    <w:lsdException w:name="heading 8" w:semiHidden="1" w:uiPriority="9" w:unhideWhenUsed="1" w:qFormat="1"/>
+    <w:lsdException w:name="heading 9" w:semiHidden="1" w:uiPriority="9" w:unhideWhenUsed="1" w:qFormat="1"/>
     <w:lsdException w:name="index 1" w:semiHidden="1" w:unhideWhenUsed="1"/>
     <w:lsdException w:name="index 2" w:semiHidden="1" w:unhideWhenUsed="1"/>
     <w:lsdException w:name="index 3" w:semiHidden="1" w:unhideWhenUsed="1"/>
@@ -237,22 +343,22 @@
     <w:lsdException w:name="index 7" w:semiHidden="1" w:unhideWhenUsed="1"/>
     <w:lsdException w:name="index 8" w:semiHidden="1" w:unhideWhenUsed="1"/>
     <w:lsdException w:name="index 9" w:semiHidden="1" w:unhideWhenUsed="1"/>
-    <w:lsdException w:name="toc 1" w:uiPriority="39" w:semiHidden="1" w:unhideWhenUsed="1"/>
-    <w:lsdException w:name="toc 2" w:uiPriority="39" w:semiHidden="1" w:unhideWhenUsed="1"/>
-    <w:lsdException w:name="toc 3" w:uiPriority="39" w:semiHidden="1" w:unhideWhenUsed="1"/>
-    <w:lsdException w:name="toc 4" w:uiPriority="39" w:semiHidden="1" w:unhideWhenUsed="1"/>
-    <w:lsdException w:name="toc 5" w:uiPriority="39" w:semiHidden="1" w:unhideWhenUsed="1"/>
-    <w:lsdException w:name="toc 6" w:uiPriority="39" w:semiHidden="1" w:unhideWhenUsed="1"/>
-    <w:lsdException w:name="toc 7" w:uiPriority="39" w:semiHidden="1" w:unhideWhenUsed="1"/>
-    <w:lsdException w:name="toc 8" w:uiPriority="39" w:semiHidden="1" w:unhideWhenUsed="1"/>
-    <w:lsdException w:name="toc 9" w:uiPriority="39" w:semiHidden="1" w:unhideWhenUsed="1"/>
+    <w:lsdException w:name="toc 1" w:semiHidden="1" w:uiPriority="39" w:unhideWhenUsed="1"/>
+    <w:lsdException w:name="toc 2" w:semiHidden="1" w:uiPriority="39" w:unhideWhenUsed="1"/>
+    <w:lsdException w:name="toc 3" w:semiHidden="1" w:uiPriority="39" w:unhideWhenUsed="1"/>
+    <w:lsdException w:name="toc 4" w:semiHidden="1" w:uiPriority="39" w:unhideWhenUsed="1"/>
+    <w:lsdException w:name="toc 5" w:semiHidden="1" w:uiPriority="39" w:unhideWhenUsed="1"/>
+    <w:lsdException w:name="toc 6" w:semiHidden="1" w:uiPriority="39" w:unhideWhenUsed="1"/>
+    <w:lsdException w:name="toc 7" w:semiHidden="1" w:uiPriority="39" w:unhideWhenUsed="1"/>
+    <w:lsdException w:name="toc 8" w:semiHidden="1" w:uiPriority="39" w:unhideWhenUsed="1"/>
+    <w:lsdException w:name="toc 9" w:semiHidden="1" w:uiPriority="39" w:unhideWhenUsed="1"/>
     <w:lsdException w:name="Normal Indent" w:semiHidden="1" w:unhideWhenUsed="1"/>
     <w:lsdException w:name="footnote text" w:semiHidden="1" w:unhideWhenUsed="1"/>
     <w:lsdException w:name="annotation text" w:semiHidden="1" w:unhideWhenUsed="1"/>
     <w:lsdException w:name="header" w:semiHidden="1" w:unhideWhenUsed="1"/>
     <w:lsdException w:name="footer" w:semiHidden="1" w:unhideWhenUsed="1"/>
     <w:lsdException w:name="index heading" w:semiHidden="1" w:unhideWhenUsed="1"/>
-    <w:lsdException w:name="caption" w:uiPriority="35" w:semiHidden="1" w:unhideWhenUsed="1" w:qFormat="1"/>
+    <w:lsdException w:name="caption" w:semiHidden="1" w:uiPriority="35" w:unhideWhenUsed="1" w:qFormat="1"/>
     <w:lsdException w:name="table of figures" w:semiHidden="1" w:unhideWhenUsed="1"/>
     <w:lsdException w:name="envelope address" w:semiHidden="1" w:unhideWhenUsed="1"/>
     <w:lsdException w:name="envelope return" w:semiHidden="1" w:unhideWhenUsed="1"/>
@@ -283,7 +389,7 @@
     <w:lsdException w:name="Title" w:uiPriority="10" w:qFormat="1"/>
     <w:lsdException w:name="Closing" w:semiHidden="1" w:unhideWhenUsed="1"/>
     <w:lsdException w:name="Signature" w:semiHidden="1" w:unhideWhenUsed="1"/>
-    <w:lsdException w:name="Default Paragraph Font" w:uiPriority="1" w:semiHidden="1" w:unhideWhenUsed="1"/>
+    <w:lsdException w:name="Default Paragraph Font" w:semiHidden="1" w:uiPriority="1" w:unhideWhenUsed="1"/>
     <w:lsdException w:name="Body Text" w:semiHidden="1" w:unhideWhenUsed="1"/>
     <w:lsdException w:name="Body Text Indent" w:semiHidden="1" w:unhideWhenUsed="1"/>
     <w:lsdException w:name="List Continue" w:semiHidden="1" w:unhideWhenUsed="1"/>
@@ -483,8 +589,8 @@
     <w:lsdException w:name="Subtle Reference" w:uiPriority="31" w:qFormat="1"/>
     <w:lsdException w:name="Intense Reference" w:uiPriority="32" w:qFormat="1"/>
     <w:lsdException w:name="Book Title" w:uiPriority="33" w:qFormat="1"/>
-    <w:lsdException w:name="Bibliography" w:uiPriority="37" w:semiHidden="1" w:unhideWhenUsed="1"/>
-    <w:lsdException w:name="TOC Heading" w:uiPriority="39" w:semiHidden="1" w:unhideWhenUsed="1" w:qFormat="1"/>
+    <w:lsdException w:name="Bibliography" w:semiHidden="1" w:uiPriority="37" w:unhideWhenUsed="1"/>
+    <w:lsdException w:name="TOC Heading" w:semiHidden="1" w:uiPriority="39" w:unhideWhenUsed="1" w:qFormat="1"/>
     <w:lsdException w:name="Plain Table 1" w:uiPriority="41"/>
     <w:lsdException w:name="Plain Table 2" w:uiPriority="42"/>
     <w:lsdException w:name="Plain Table 3" w:uiPriority="43"/>
@@ -595,7 +701,7 @@
     <w:lsdException w:name="Unresolved Mention" w:semiHidden="1" w:unhideWhenUsed="1"/>
     <w:lsdException w:name="Smart Link" w:semiHidden="1" w:unhideWhenUsed="1"/>
   </w:latentStyles>
-  <w:style w:type="paragraph" w:styleId="Normal" w:default="1">
+  <w:style w:type="paragraph" w:default="1" w:styleId="Normal">
     <w:name w:val="Normal"/>
     <w:qFormat/>
   </w:style>
@@ -614,7 +720,7 @@
       <w:outlineLvl w:val="0"/>
     </w:pPr>
     <w:rPr>
-      <w:rFonts w:asciiTheme="majorHAnsi" w:hAnsiTheme="majorHAnsi" w:eastAsiaTheme="majorEastAsia" w:cstheme="majorBidi"/>
+      <w:rFonts w:asciiTheme="majorHAnsi" w:eastAsiaTheme="majorEastAsia" w:hAnsiTheme="majorHAnsi" w:cstheme="majorBidi"/>
       <w:color w:val="0F4761" w:themeColor="accent1" w:themeShade="BF"/>
       <w:sz w:val="40"/>
       <w:szCs w:val="40"/>
@@ -637,7 +743,7 @@
       <w:outlineLvl w:val="1"/>
     </w:pPr>
     <w:rPr>
-      <w:rFonts w:asciiTheme="majorHAnsi" w:hAnsiTheme="majorHAnsi" w:eastAsiaTheme="majorEastAsia" w:cstheme="majorBidi"/>
+      <w:rFonts w:asciiTheme="majorHAnsi" w:eastAsiaTheme="majorEastAsia" w:hAnsiTheme="majorHAnsi" w:cstheme="majorBidi"/>
       <w:color w:val="0F4761" w:themeColor="accent1" w:themeShade="BF"/>
       <w:sz w:val="32"/>
       <w:szCs w:val="32"/>
@@ -798,12 +904,13 @@
       <w:color w:val="272727" w:themeColor="text1" w:themeTint="D8"/>
     </w:rPr>
   </w:style>
-  <w:style w:type="character" w:styleId="DefaultParagraphFont" w:default="1">
+  <w:style w:type="character" w:default="1" w:styleId="DefaultParagraphFont">
     <w:name w:val="Default Paragraph Font"/>
     <w:uiPriority w:val="1"/>
+    <w:semiHidden/>
     <w:unhideWhenUsed/>
   </w:style>
-  <w:style w:type="table" w:styleId="TableNormal" w:default="1">
+  <w:style w:type="table" w:default="1" w:styleId="TableNormal">
     <w:name w:val="Normal Table"/>
     <w:uiPriority w:val="99"/>
     <w:semiHidden/>
@@ -818,26 +925,26 @@
       </w:tblCellMar>
     </w:tblPr>
   </w:style>
-  <w:style w:type="numbering" w:styleId="NoList" w:default="1">
+  <w:style w:type="numbering" w:default="1" w:styleId="NoList">
     <w:name w:val="No List"/>
     <w:uiPriority w:val="99"/>
     <w:semiHidden/>
     <w:unhideWhenUsed/>
   </w:style>
-  <w:style w:type="character" w:styleId="Heading1Char" w:customStyle="1">
+  <w:style w:type="character" w:customStyle="1" w:styleId="Heading1Char">
     <w:name w:val="Heading 1 Char"/>
     <w:basedOn w:val="DefaultParagraphFont"/>
     <w:link w:val="Heading1"/>
     <w:uiPriority w:val="9"/>
     <w:rsid w:val="00187900"/>
     <w:rPr>
-      <w:rFonts w:asciiTheme="majorHAnsi" w:hAnsiTheme="majorHAnsi" w:eastAsiaTheme="majorEastAsia" w:cstheme="majorBidi"/>
+      <w:rFonts w:asciiTheme="majorHAnsi" w:eastAsiaTheme="majorEastAsia" w:hAnsiTheme="majorHAnsi" w:cstheme="majorBidi"/>
       <w:color w:val="0F4761" w:themeColor="accent1" w:themeShade="BF"/>
       <w:sz w:val="40"/>
       <w:szCs w:val="40"/>
     </w:rPr>
   </w:style>
-  <w:style w:type="character" w:styleId="Heading2Char" w:customStyle="1">
+  <w:style w:type="character" w:customStyle="1" w:styleId="Heading2Char">
     <w:name w:val="Heading 2 Char"/>
     <w:basedOn w:val="DefaultParagraphFont"/>
     <w:link w:val="Heading2"/>
@@ -845,13 +952,13 @@
     <w:semiHidden/>
     <w:rsid w:val="00187900"/>
     <w:rPr>
-      <w:rFonts w:asciiTheme="majorHAnsi" w:hAnsiTheme="majorHAnsi" w:eastAsiaTheme="majorEastAsia" w:cstheme="majorBidi"/>
+      <w:rFonts w:asciiTheme="majorHAnsi" w:eastAsiaTheme="majorEastAsia" w:hAnsiTheme="majorHAnsi" w:cstheme="majorBidi"/>
       <w:color w:val="0F4761" w:themeColor="accent1" w:themeShade="BF"/>
       <w:sz w:val="32"/>
       <w:szCs w:val="32"/>
     </w:rPr>
   </w:style>
-  <w:style w:type="character" w:styleId="Heading3Char" w:customStyle="1">
+  <w:style w:type="character" w:customStyle="1" w:styleId="Heading3Char">
     <w:name w:val="Heading 3 Char"/>
     <w:basedOn w:val="DefaultParagraphFont"/>
     <w:link w:val="Heading3"/>
@@ -865,7 +972,7 @@
       <w:szCs w:val="28"/>
     </w:rPr>
   </w:style>
-  <w:style w:type="character" w:styleId="Heading4Char" w:customStyle="1">
+  <w:style w:type="character" w:customStyle="1" w:styleId="Heading4Char">
     <w:name w:val="Heading 4 Char"/>
     <w:basedOn w:val="DefaultParagraphFont"/>
     <w:link w:val="Heading4"/>
@@ -879,7 +986,7 @@
       <w:color w:val="0F4761" w:themeColor="accent1" w:themeShade="BF"/>
     </w:rPr>
   </w:style>
-  <w:style w:type="character" w:styleId="Heading5Char" w:customStyle="1">
+  <w:style w:type="character" w:customStyle="1" w:styleId="Heading5Char">
     <w:name w:val="Heading 5 Char"/>
     <w:basedOn w:val="DefaultParagraphFont"/>
     <w:link w:val="Heading5"/>
@@ -891,7 +998,7 @@
       <w:color w:val="0F4761" w:themeColor="accent1" w:themeShade="BF"/>
     </w:rPr>
   </w:style>
-  <w:style w:type="character" w:styleId="Heading6Char" w:customStyle="1">
+  <w:style w:type="character" w:customStyle="1" w:styleId="Heading6Char">
     <w:name w:val="Heading 6 Char"/>
     <w:basedOn w:val="DefaultParagraphFont"/>
     <w:link w:val="Heading6"/>
@@ -905,7 +1012,7 @@
       <w:color w:val="595959" w:themeColor="text1" w:themeTint="A6"/>
     </w:rPr>
   </w:style>
-  <w:style w:type="character" w:styleId="Heading7Char" w:customStyle="1">
+  <w:style w:type="character" w:customStyle="1" w:styleId="Heading7Char">
     <w:name w:val="Heading 7 Char"/>
     <w:basedOn w:val="DefaultParagraphFont"/>
     <w:link w:val="Heading7"/>
@@ -917,7 +1024,7 @@
       <w:color w:val="595959" w:themeColor="text1" w:themeTint="A6"/>
     </w:rPr>
   </w:style>
-  <w:style w:type="character" w:styleId="Heading8Char" w:customStyle="1">
+  <w:style w:type="character" w:customStyle="1" w:styleId="Heading8Char">
     <w:name w:val="Heading 8 Char"/>
     <w:basedOn w:val="DefaultParagraphFont"/>
     <w:link w:val="Heading8"/>
@@ -931,7 +1038,7 @@
       <w:color w:val="272727" w:themeColor="text1" w:themeTint="D8"/>
     </w:rPr>
   </w:style>
-  <w:style w:type="character" w:styleId="Heading9Char" w:customStyle="1">
+  <w:style w:type="character" w:customStyle="1" w:styleId="Heading9Char">
     <w:name w:val="Heading 9 Char"/>
     <w:basedOn w:val="DefaultParagraphFont"/>
     <w:link w:val="Heading9"/>
@@ -956,21 +1063,21 @@
       <w:contextualSpacing/>
     </w:pPr>
     <w:rPr>
-      <w:rFonts w:asciiTheme="majorHAnsi" w:hAnsiTheme="majorHAnsi" w:eastAsiaTheme="majorEastAsia" w:cstheme="majorBidi"/>
+      <w:rFonts w:asciiTheme="majorHAnsi" w:eastAsiaTheme="majorEastAsia" w:hAnsiTheme="majorHAnsi" w:cstheme="majorBidi"/>
       <w:spacing w:val="-10"/>
       <w:kern w:val="28"/>
       <w:sz w:val="56"/>
       <w:szCs w:val="56"/>
     </w:rPr>
   </w:style>
-  <w:style w:type="character" w:styleId="TitleChar" w:customStyle="1">
+  <w:style w:type="character" w:customStyle="1" w:styleId="TitleChar">
     <w:name w:val="Title Char"/>
     <w:basedOn w:val="DefaultParagraphFont"/>
     <w:link w:val="Title"/>
     <w:uiPriority w:val="10"/>
     <w:rsid w:val="00187900"/>
     <w:rPr>
-      <w:rFonts w:asciiTheme="majorHAnsi" w:hAnsiTheme="majorHAnsi" w:eastAsiaTheme="majorEastAsia" w:cstheme="majorBidi"/>
+      <w:rFonts w:asciiTheme="majorHAnsi" w:eastAsiaTheme="majorEastAsia" w:hAnsiTheme="majorHAnsi" w:cstheme="majorBidi"/>
       <w:spacing w:val="-10"/>
       <w:kern w:val="28"/>
       <w:sz w:val="56"/>
@@ -998,7 +1105,7 @@
       <w:szCs w:val="28"/>
     </w:rPr>
   </w:style>
-  <w:style w:type="character" w:styleId="SubtitleChar" w:customStyle="1">
+  <w:style w:type="character" w:customStyle="1" w:styleId="SubtitleChar">
     <w:name w:val="Subtitle Char"/>
     <w:basedOn w:val="DefaultParagraphFont"/>
     <w:link w:val="Subtitle"/>
@@ -1030,7 +1137,7 @@
       <w:color w:val="404040" w:themeColor="text1" w:themeTint="BF"/>
     </w:rPr>
   </w:style>
-  <w:style w:type="character" w:styleId="QuoteChar" w:customStyle="1">
+  <w:style w:type="character" w:customStyle="1" w:styleId="QuoteChar">
     <w:name w:val="Quote Char"/>
     <w:basedOn w:val="DefaultParagraphFont"/>
     <w:link w:val="Quote"/>
@@ -1075,8 +1182,8 @@
     <w:rsid w:val="00187900"/>
     <w:pPr>
       <w:pBdr>
-        <w:top w:val="single" w:color="0F4761" w:themeColor="accent1" w:themeShade="BF" w:sz="4" w:space="10"/>
-        <w:bottom w:val="single" w:color="0F4761" w:themeColor="accent1" w:themeShade="BF" w:sz="4" w:space="10"/>
+        <w:top w:val="single" w:sz="4" w:space="10" w:color="0F4761" w:themeColor="accent1" w:themeShade="BF"/>
+        <w:bottom w:val="single" w:sz="4" w:space="10" w:color="0F4761" w:themeColor="accent1" w:themeShade="BF"/>
       </w:pBdr>
       <w:spacing w:before="360" w:after="360"/>
       <w:ind w:left="864" w:right="864"/>
@@ -1088,7 +1195,7 @@
       <w:color w:val="0F4761" w:themeColor="accent1" w:themeShade="BF"/>
     </w:rPr>
   </w:style>
-  <w:style w:type="character" w:styleId="IntenseQuoteChar" w:customStyle="1">
+  <w:style w:type="character" w:customStyle="1" w:styleId="IntenseQuoteChar">
     <w:name w:val="Intense Quote Char"/>
     <w:basedOn w:val="DefaultParagraphFont"/>
     <w:link w:val="IntenseQuote"/>
